--- a/dissertation-docx/lampiran/lampF.docx
+++ b/dissertation-docx/lampiran/lampF.docx
@@ -2,7 +2,7 @@
 <file path=word/document.xml><?xml version="1.0" encoding="utf-8"?>
 <w:document xmlns:w="http://schemas.openxmlformats.org/wordprocessingml/2006/main" xmlns:m="http://schemas.openxmlformats.org/officeDocument/2006/math" xmlns:r="http://schemas.openxmlformats.org/officeDocument/2006/relationships" xmlns:o="urn:schemas-microsoft-com:office:office" xmlns:v="urn:schemas-microsoft-com:vml" xmlns:w10="urn:schemas-microsoft-com:office:word" xmlns:a="http://schemas.openxmlformats.org/drawingml/2006/main" xmlns:pic="http://schemas.openxmlformats.org/drawingml/2006/picture" xmlns:wp="http://schemas.openxmlformats.org/drawingml/2006/wordprocessingDrawing">
   <w:body>
-    <w:bookmarkStart w:id="47" w:name="lamp:tree"/>
+    <w:bookmarkStart w:id="56" w:name="lamp:tree"/>
     <w:p>
       <w:pPr>
         <w:pStyle w:val="Lampiran"/>
@@ -275,7 +275,7 @@
       <w:r>
         <w:t xml:space="preserve">Tabel </w:t>
       </w:r>
-      <w:bookmarkStart w:id="48" w:name="tab_lampF_hparam_dt"/>
+      <w:bookmarkStart w:id="57" w:name="tab_lampF_hparam_dt"/>
       <w:r>
         <w:t xml:space="preserve">F.</w:t>
       </w:r>
@@ -284,7 +284,7 @@
           <w:t xml:space="preserve">1</w:t>
         </w:r>
       </w:fldSimple>
-      <w:bookmarkEnd w:id="48"/>
+      <w:bookmarkEnd w:id="57"/>
       <w:r>
         <w:t xml:space="preserve"> </w:t>
       </w:r>
@@ -313,6 +313,11 @@
       <w:r>
         <w:t xml:space="preserve">pada dataset CWRU 10 kelas.</w:t>
       </w:r>
+    </w:p>
+    <w:p>
+      <w:pPr>
+        <w:pStyle w:val="Paragraf"/>
+      </w:pPr>
     </w:p>
     <w:tbl>
       <w:tblPr>
@@ -321,6 +326,14 @@
         <w:tblLook w:firstRow="1" w:lastRow="0" w:firstColumn="0" w:lastColumn="0" w:noHBand="0" w:noVBand="0" w:val="0020"/>
         <w:tblCaption w:val="Konfigurasi hyperparameter terbaik Decision Tree pada dataset CWRU 10 kelas."/>
         <w:tblLayout w:type="fixed"/>
+        <w:tblBorders>
+          <w:top w:val="single" w:sz="4" w:space="0" w:color="auto"/>
+          <w:left w:val="single" w:sz="4" w:space="0" w:color="auto"/>
+          <w:bottom w:val="single" w:sz="4" w:space="0" w:color="auto"/>
+          <w:right w:val="single" w:sz="4" w:space="0" w:color="auto"/>
+          <w:insideH w:val="single" w:sz="4" w:space="0" w:color="auto"/>
+          <w:insideV w:val="single" w:sz="4" w:space="0" w:color="auto"/>
+        </w:tblBorders>
       </w:tblPr>
       <w:tblGrid>
         <w:gridCol w:w="1983"/>
@@ -684,7 +697,7 @@
       <w:r>
         <w:t xml:space="preserve">Tabel </w:t>
       </w:r>
-      <w:bookmarkStart w:id="49" w:name="tab_lampF_hparam_rf"/>
+      <w:bookmarkStart w:id="58" w:name="tab_lampF_hparam_rf"/>
       <w:r>
         <w:t xml:space="preserve">F.</w:t>
       </w:r>
@@ -693,7 +706,7 @@
           <w:t xml:space="preserve">2</w:t>
         </w:r>
       </w:fldSimple>
-      <w:bookmarkEnd w:id="49"/>
+      <w:bookmarkEnd w:id="58"/>
       <w:r>
         <w:t xml:space="preserve"> </w:t>
       </w:r>
@@ -722,6 +735,11 @@
       <w:r>
         <w:t xml:space="preserve">pada dataset CWRU 10 kelas.</w:t>
       </w:r>
+    </w:p>
+    <w:p>
+      <w:pPr>
+        <w:pStyle w:val="Paragraf"/>
+      </w:pPr>
     </w:p>
     <w:tbl>
       <w:tblPr>
@@ -730,6 +748,14 @@
         <w:tblLook w:firstRow="1" w:lastRow="0" w:firstColumn="0" w:lastColumn="0" w:noHBand="0" w:noVBand="0" w:val="0020"/>
         <w:tblCaption w:val="Konfigurasi hyperparameter terbaik Random Forest pada dataset CWRU 10 kelas."/>
         <w:tblLayout w:type="fixed"/>
+        <w:tblBorders>
+          <w:top w:val="single" w:sz="4" w:space="0" w:color="auto"/>
+          <w:left w:val="single" w:sz="4" w:space="0" w:color="auto"/>
+          <w:bottom w:val="single" w:sz="4" w:space="0" w:color="auto"/>
+          <w:right w:val="single" w:sz="4" w:space="0" w:color="auto"/>
+          <w:insideH w:val="single" w:sz="4" w:space="0" w:color="auto"/>
+          <w:insideV w:val="single" w:sz="4" w:space="0" w:color="auto"/>
+        </w:tblBorders>
       </w:tblPr>
       <w:tblGrid>
         <w:gridCol w:w="1983"/>
@@ -1143,7 +1169,7 @@
       <w:r>
         <w:t xml:space="preserve">Tabel </w:t>
       </w:r>
-      <w:bookmarkStart w:id="50" w:name="tab_lampF_hparam_xgb"/>
+      <w:bookmarkStart w:id="59" w:name="tab_lampF_hparam_xgb"/>
       <w:r>
         <w:t xml:space="preserve">F.</w:t>
       </w:r>
@@ -1152,7 +1178,7 @@
           <w:t xml:space="preserve">3</w:t>
         </w:r>
       </w:fldSimple>
-      <w:bookmarkEnd w:id="50"/>
+      <w:bookmarkEnd w:id="59"/>
       <w:r>
         <w:t xml:space="preserve"> </w:t>
       </w:r>
@@ -1209,6 +1235,11 @@
       <w:r>
         <w:t xml:space="preserve">XGBoost tidak menerima label kategorikal secara langsung.</w:t>
       </w:r>
+    </w:p>
+    <w:p>
+      <w:pPr>
+        <w:pStyle w:val="Paragraf"/>
+      </w:pPr>
     </w:p>
     <w:tbl>
       <w:tblPr>
@@ -1217,6 +1248,14 @@
         <w:tblLook w:firstRow="1" w:lastRow="0" w:firstColumn="0" w:lastColumn="0" w:noHBand="0" w:noVBand="0" w:val="0020"/>
         <w:tblCaption w:val="Konfigurasi hyperparameter terbaik XGBoost pada dataset CWRU 10 kelas. Catatan: label kelas diencode dari string ke integer (0–9) karena XGBoost tidak menerima label kategorikal secara langsung."/>
         <w:tblLayout w:type="fixed"/>
+        <w:tblBorders>
+          <w:top w:val="single" w:sz="4" w:space="0" w:color="auto"/>
+          <w:left w:val="single" w:sz="4" w:space="0" w:color="auto"/>
+          <w:bottom w:val="single" w:sz="4" w:space="0" w:color="auto"/>
+          <w:right w:val="single" w:sz="4" w:space="0" w:color="auto"/>
+          <w:insideH w:val="single" w:sz="4" w:space="0" w:color="auto"/>
+          <w:insideV w:val="single" w:sz="4" w:space="0" w:color="auto"/>
+        </w:tblBorders>
       </w:tblPr>
       <w:tblGrid>
         <w:gridCol w:w="1983"/>
@@ -1959,6 +1998,14 @@
         <w:tblW w:type="dxa" w:w="7933"/>
         <w:tblLook w:firstRow="1" w:lastRow="0" w:firstColumn="0" w:lastColumn="0" w:noHBand="0" w:noVBand="0" w:val="0020"/>
         <w:tblLayout w:type="fixed"/>
+        <w:tblBorders>
+          <w:top w:val="single" w:sz="4" w:space="0" w:color="auto"/>
+          <w:left w:val="single" w:sz="4" w:space="0" w:color="auto"/>
+          <w:bottom w:val="single" w:sz="4" w:space="0" w:color="auto"/>
+          <w:right w:val="single" w:sz="4" w:space="0" w:color="auto"/>
+          <w:insideH w:val="single" w:sz="4" w:space="0" w:color="auto"/>
+          <w:insideV w:val="single" w:sz="4" w:space="0" w:color="auto"/>
+        </w:tblBorders>
       </w:tblPr>
       <w:tblGrid>
         <w:gridCol w:w="3966"/>
@@ -2460,7 +2507,7 @@
       <w:r>
         <w:t xml:space="preserve">Tabel </w:t>
       </w:r>
-      <w:bookmarkStart w:id="51" w:name="tab_lampF_f1_tree"/>
+      <w:bookmarkStart w:id="60" w:name="tab_lampF_f1_tree"/>
       <w:r>
         <w:t xml:space="preserve">F.</w:t>
       </w:r>
@@ -2469,7 +2516,7 @@
           <w:t xml:space="preserve">4</w:t>
         </w:r>
       </w:fldSimple>
-      <w:bookmarkEnd w:id="51"/>
+      <w:bookmarkEnd w:id="60"/>
       <w:r>
         <w:t xml:space="preserve"> </w:t>
       </w:r>
@@ -2503,6 +2550,11 @@
       <w:r>
         <w:t xml:space="preserve">.</w:t>
       </w:r>
+    </w:p>
+    <w:p>
+      <w:pPr>
+        <w:pStyle w:val="Paragraf"/>
+      </w:pPr>
     </w:p>
     <w:tbl>
       <w:tblPr>
@@ -2511,6 +2563,14 @@
         <w:tblLook w:firstRow="1" w:lastRow="0" w:firstColumn="0" w:lastColumn="0" w:noHBand="0" w:noVBand="0" w:val="0020"/>
         <w:tblCaption w:val="F1-score per kelas kerusakan pada set uji CWRU (750 sampel) untuk Decision Tree, Random Forest, dan XGBoost. Sumber: (Suharto dan lainnya, 2024)."/>
         <w:tblLayout w:type="fixed"/>
+        <w:tblBorders>
+          <w:top w:val="single" w:sz="4" w:space="0" w:color="auto"/>
+          <w:left w:val="single" w:sz="4" w:space="0" w:color="auto"/>
+          <w:bottom w:val="single" w:sz="4" w:space="0" w:color="auto"/>
+          <w:right w:val="single" w:sz="4" w:space="0" w:color="auto"/>
+          <w:insideH w:val="single" w:sz="4" w:space="0" w:color="auto"/>
+          <w:insideV w:val="single" w:sz="4" w:space="0" w:color="auto"/>
+        </w:tblBorders>
       </w:tblPr>
       <w:tblGrid>
         <w:gridCol w:w="1586"/>
@@ -3576,7 +3636,7 @@
       </w:pPr>
     </w:p>
     <w:bookmarkEnd w:id="41"/>
-    <w:bookmarkStart w:id="45" w:name="lamp:tree_cm"/>
+    <w:bookmarkStart w:id="54" w:name="lamp:tree_cm"/>
     <w:p>
       <w:pPr>
         <w:pStyle w:val="Lampiransub1"/>
@@ -3666,154 +3726,62 @@
         <w:pStyle w:val="Paragraf"/>
       </w:pPr>
     </w:p>
-    <w:bookmarkStart w:id="42" w:name="fig:lampF_cm_dt"/>
-    <w:tbl>
-      <w:tblPr>
-        <w:tblStyle w:val="FigureTable"/>
-        <w:tblW w:type="dxa" w:w="7933"/>
-        <w:jc w:val="center"/>
-        <w:tblLook w:firstRow="0" w:lastRow="0" w:firstColumn="0" w:lastColumn="0"/>
-        <w:tblLayout w:type="fixed"/>
-      </w:tblPr>
-      <w:tblGrid>
-        <w:gridCol w:w="7933"/>
-      </w:tblGrid>
-      <w:tr>
-        <w:tc>
-          <w:tcPr>
-            <w:tcW w:w="7933" w:type="dxa"/>
-          </w:tcPr>
-          <w:p>
-            <w:pPr>
-              <w:pStyle w:val="Paragraf"/>
-              <w:jc w:val="center"/>
-            </w:pPr>
-            <w:r>
-              <w:rPr>
-                <w:i/>
-                <w:iCs/>
-              </w:rPr>
-              <w:t xml:space="preserve">[Gambar F.1 — Matriks konfusi Decision Tree,</w:t>
-            </w:r>
-            <w:r>
-              <w:rPr>
-                <w:i/>
-                <w:iCs/>
-              </w:rPr>
-              <w:t xml:space="preserve"> </w:t>
-            </w:r>
-            <w:r>
-              <w:rPr>
-                <w:i/>
-                <w:iCs/>
-              </w:rPr>
-              <w:t xml:space="preserve">10 × 10, set uji 750 sampel.</w:t>
-            </w:r>
-            <w:r>
-              <w:rPr>
-                <w:i/>
-                <w:iCs/>
-              </w:rPr>
-              <w:t xml:space="preserve"> </w:t>
-            </w:r>
-            <w:r>
-              <w:rPr>
-                <w:i/>
-                <w:iCs/>
-              </w:rPr>
-              <w:t xml:space="preserve">Kesalahan menyebar lebih luas dibanding ensemble;</w:t>
-            </w:r>
-            <w:r>
-              <w:rPr>
-                <w:i/>
-                <w:iCs/>
-              </w:rPr>
-              <w:t xml:space="preserve"> </w:t>
-            </w:r>
-            <w:r>
-              <w:rPr>
-                <w:i/>
-                <w:iCs/>
-              </w:rPr>
-              <w:t xml:space="preserve">Ball_007</w:t>
-            </w:r>
-            <w:r>
-              <w:rPr>
-                <w:i/>
-                <w:iCs/>
-              </w:rPr>
-              <w:t xml:space="preserve"> </w:t>
-            </w:r>
-            <m:oMath>
-              <m:r>
-                <m:rPr>
-                  <m:sty m:val="p"/>
-                </m:rPr>
-                <m:t>↔</m:t>
-              </m:r>
-            </m:oMath>
-            <w:r>
-              <w:rPr>
-                <w:i/>
-                <w:iCs/>
-              </w:rPr>
-              <w:t xml:space="preserve"> </w:t>
-            </w:r>
-            <w:r>
-              <w:rPr>
-                <w:i/>
-                <w:iCs/>
-              </w:rPr>
-              <w:t xml:space="preserve">Normal memiliki kesalahan</w:t>
-            </w:r>
-            <w:r>
-              <w:rPr>
-                <w:i/>
-                <w:iCs/>
-              </w:rPr>
-              <w:t xml:space="preserve"> </w:t>
-            </w:r>
-            <w:r>
-              <w:rPr>
-                <w:i/>
-                <w:iCs/>
-              </w:rPr>
-              <w:t xml:space="preserve">terbanyak (6–8 sampel). Dihasilkan dari</w:t>
-            </w:r>
-            <w:r>
-              <w:rPr>
-                <w:i/>
-                <w:iCs/>
-              </w:rPr>
-              <w:t xml:space="preserve"> </w:t>
-            </w:r>
-            <w:r>
-              <w:rPr>
-                <w:rStyle w:val="VerbatimChar"/>
-                <w:i/>
-                <w:iCs/>
-              </w:rPr>
-              <w:t xml:space="preserve">Conference2_Classification_Tree.ipynb</w:t>
-            </w:r>
-            <w:r>
-              <w:rPr>
-                <w:i/>
-                <w:iCs/>
-              </w:rPr>
-              <w:t xml:space="preserve">.]</w:t>
-            </w:r>
-          </w:p>
-        </w:tc>
-      </w:tr>
-    </w:tbl>
+    <w:bookmarkStart w:id="45" w:name="fig:lampF_cm_dt"/>
     <w:p>
       <w:pPr>
+        <w:pStyle w:val="Gambar"/>
+      </w:pPr>
+      <w:r>
+        <w:drawing>
+          <wp:inline>
+            <wp:extent cx="4533709" cy="3400281"/>
+            <wp:effectExtent b="0" l="0" r="0" t="0"/>
+            <wp:docPr descr="" title="" id="43" name="Picture"/>
+            <a:graphic>
+              <a:graphicData uri="http://schemas.openxmlformats.org/drawingml/2006/picture">
+                <pic:pic>
+                  <pic:nvPicPr>
+                    <pic:cNvPr descr="assets/figures/lampF/lampF_cm_dt.png" id="44" name="Picture"/>
+                    <pic:cNvPicPr>
+                      <a:picLocks noChangeArrowheads="1" noChangeAspect="1"/>
+                    </pic:cNvPicPr>
+                  </pic:nvPicPr>
+                  <pic:blipFill>
+                    <a:blip r:embed="rId42"/>
+                    <a:stretch>
+                      <a:fillRect/>
+                    </a:stretch>
+                  </pic:blipFill>
+                  <pic:spPr bwMode="auto">
+                    <a:xfrm>
+                      <a:off x="0" y="0"/>
+                      <a:ext cx="4533709" cy="3400281"/>
+                    </a:xfrm>
+                    <a:prstGeom prst="rect">
+                      <a:avLst/>
+                    </a:prstGeom>
+                    <a:noFill/>
+                    <a:ln w="9525">
+                      <a:noFill/>
+                      <a:headEnd/>
+                      <a:tailEnd/>
+                    </a:ln>
+                  </pic:spPr>
+                </pic:pic>
+              </a:graphicData>
+            </a:graphic>
+          </wp:inline>
+        </w:drawing>
+      </w:r>
+    </w:p>
+    <w:p>
+      <w:pPr>
         <w:pStyle w:val="JudulGambar"/>
       </w:pPr>
       <w:r>
         <w:t xml:space="preserve">Gambar </w:t>
       </w:r>
-      <w:bookmarkStart w:id="52" w:name="fig_lampF_cm_dt"/>
+      <w:bookmarkStart w:id="61" w:name="fig_lampF_cm_dt"/>
       <w:r>
         <w:t xml:space="preserve">F.</w:t>
       </w:r>
@@ -3822,7 +3790,7 @@
           <w:t xml:space="preserve">1</w:t>
         </w:r>
       </w:fldSimple>
-      <w:bookmarkEnd w:id="52"/>
+      <w:bookmarkEnd w:id="61"/>
       <w:r>
         <w:t xml:space="preserve"> </w:t>
       </w:r>
@@ -3833,7 +3801,7 @@
         <w:t xml:space="preserve"> </w:t>
       </w:r>
       <w:r>
-        <w:t xml:space="preserve">Akurasi ≈ 87,5%; pola</w:t>
+        <w:t xml:space="preserve">Akurasi 94,0%; pola</w:t>
       </w:r>
       <w:r>
         <w:t xml:space="preserve"> </w:t>
@@ -3857,141 +3825,63 @@
         <w:pStyle w:val="Paragraf"/>
       </w:pPr>
     </w:p>
-    <w:bookmarkEnd w:id="42"/>
-    <w:bookmarkStart w:id="43" w:name="fig:lampF_cm_rf"/>
-    <w:tbl>
-      <w:tblPr>
-        <w:tblStyle w:val="FigureTable"/>
-        <w:tblW w:type="dxa" w:w="7933"/>
-        <w:jc w:val="center"/>
-        <w:tblLook w:firstRow="0" w:lastRow="0" w:firstColumn="0" w:lastColumn="0"/>
-        <w:tblLayout w:type="fixed"/>
-      </w:tblPr>
-      <w:tblGrid>
-        <w:gridCol w:w="7933"/>
-      </w:tblGrid>
-      <w:tr>
-        <w:tc>
-          <w:tcPr>
-            <w:tcW w:w="7933" w:type="dxa"/>
-          </w:tcPr>
-          <w:p>
-            <w:pPr>
-              <w:pStyle w:val="Paragraf"/>
-              <w:jc w:val="center"/>
-            </w:pPr>
-            <w:r>
-              <w:rPr>
-                <w:i/>
-                <w:iCs/>
-              </w:rPr>
-              <w:t xml:space="preserve">[Gambar F.2 — Matriks konfusi Random Forest,</w:t>
-            </w:r>
-            <w:r>
-              <w:rPr>
-                <w:i/>
-                <w:iCs/>
-              </w:rPr>
-              <w:t xml:space="preserve"> </w:t>
-            </w:r>
-            <w:r>
-              <w:rPr>
-                <w:i/>
-                <w:iCs/>
-              </w:rPr>
-              <w:t xml:space="preserve">10 × 10, set uji 750 sampel. Diagonal lebih dominan</w:t>
-            </w:r>
-            <w:r>
-              <w:rPr>
-                <w:i/>
-                <w:iCs/>
-              </w:rPr>
-              <w:t xml:space="preserve"> </w:t>
-            </w:r>
-            <w:r>
-              <w:rPr>
-                <w:i/>
-                <w:iCs/>
-              </w:rPr>
-              <w:t xml:space="preserve">dibanding DT; kesalahan residual pada pasang</w:t>
-            </w:r>
-            <w:r>
-              <w:rPr>
-                <w:i/>
-                <w:iCs/>
-              </w:rPr>
-              <w:t xml:space="preserve"> </w:t>
-            </w:r>
-            <w:r>
-              <w:rPr>
-                <w:i/>
-                <w:iCs/>
-              </w:rPr>
-              <w:t xml:space="preserve">Ball_007 </w:t>
-            </w:r>
-            <m:oMath>
-              <m:r>
-                <m:rPr>
-                  <m:sty m:val="p"/>
-                </m:rPr>
-                <m:t>↔</m:t>
-              </m:r>
-            </m:oMath>
-            <w:r>
-              <w:rPr>
-                <w:i/>
-                <w:iCs/>
-              </w:rPr>
-              <w:t xml:space="preserve"> Ball_014 (2–3 sampel).</w:t>
-            </w:r>
-            <w:r>
-              <w:rPr>
-                <w:i/>
-                <w:iCs/>
-              </w:rPr>
-              <w:t xml:space="preserve"> </w:t>
-            </w:r>
-            <w:r>
-              <w:rPr>
-                <w:i/>
-                <w:iCs/>
-              </w:rPr>
-              <w:t xml:space="preserve">Dihasilkan dari</w:t>
-            </w:r>
-            <w:r>
-              <w:rPr>
-                <w:i/>
-                <w:iCs/>
-              </w:rPr>
-              <w:t xml:space="preserve"> </w:t>
-            </w:r>
-            <w:r>
-              <w:rPr>
-                <w:rStyle w:val="VerbatimChar"/>
-                <w:i/>
-                <w:iCs/>
-              </w:rPr>
-              <w:t xml:space="preserve">Conference2_Classification_Tree.ipynb</w:t>
-            </w:r>
-            <w:r>
-              <w:rPr>
-                <w:i/>
-                <w:iCs/>
-              </w:rPr>
-              <w:t xml:space="preserve">.]</w:t>
-            </w:r>
-          </w:p>
-        </w:tc>
-      </w:tr>
-    </w:tbl>
+    <w:bookmarkEnd w:id="45"/>
+    <w:bookmarkStart w:id="49" w:name="fig:lampF_cm_rf"/>
     <w:p>
       <w:pPr>
+        <w:pStyle w:val="Gambar"/>
+      </w:pPr>
+      <w:r>
+        <w:drawing>
+          <wp:inline>
+            <wp:extent cx="4533709" cy="3400281"/>
+            <wp:effectExtent b="0" l="0" r="0" t="0"/>
+            <wp:docPr descr="" title="" id="47" name="Picture"/>
+            <a:graphic>
+              <a:graphicData uri="http://schemas.openxmlformats.org/drawingml/2006/picture">
+                <pic:pic>
+                  <pic:nvPicPr>
+                    <pic:cNvPr descr="assets/figures/lampF/lampF_cm_rf.png" id="48" name="Picture"/>
+                    <pic:cNvPicPr>
+                      <a:picLocks noChangeArrowheads="1" noChangeAspect="1"/>
+                    </pic:cNvPicPr>
+                  </pic:nvPicPr>
+                  <pic:blipFill>
+                    <a:blip r:embed="rId46"/>
+                    <a:stretch>
+                      <a:fillRect/>
+                    </a:stretch>
+                  </pic:blipFill>
+                  <pic:spPr bwMode="auto">
+                    <a:xfrm>
+                      <a:off x="0" y="0"/>
+                      <a:ext cx="4533709" cy="3400281"/>
+                    </a:xfrm>
+                    <a:prstGeom prst="rect">
+                      <a:avLst/>
+                    </a:prstGeom>
+                    <a:noFill/>
+                    <a:ln w="9525">
+                      <a:noFill/>
+                      <a:headEnd/>
+                      <a:tailEnd/>
+                    </a:ln>
+                  </pic:spPr>
+                </pic:pic>
+              </a:graphicData>
+            </a:graphic>
+          </wp:inline>
+        </w:drawing>
+      </w:r>
+    </w:p>
+    <w:p>
+      <w:pPr>
         <w:pStyle w:val="JudulGambar"/>
       </w:pPr>
       <w:r>
         <w:t xml:space="preserve">Gambar </w:t>
       </w:r>
-      <w:bookmarkStart w:id="53" w:name="fig_lampF_cm_rf"/>
+      <w:bookmarkStart w:id="62" w:name="fig_lampF_cm_rf"/>
       <w:r>
         <w:t xml:space="preserve">F.</w:t>
       </w:r>
@@ -4000,7 +3890,7 @@
           <w:t xml:space="preserve">2</w:t>
         </w:r>
       </w:fldSimple>
-      <w:bookmarkEnd w:id="53"/>
+      <w:bookmarkEnd w:id="62"/>
       <w:r>
         <w:t xml:space="preserve"> </w:t>
       </w:r>
@@ -4011,7 +3901,7 @@
         <w:t xml:space="preserve"> </w:t>
       </w:r>
       <w:r>
-        <w:t xml:space="preserve">Akurasi ≈ 95,8%; keunggulan</w:t>
+        <w:t xml:space="preserve">Akurasi 94,9%; keunggulan</w:t>
       </w:r>
       <w:r>
         <w:t xml:space="preserve"> </w:t>
@@ -4035,126 +3925,63 @@
         <w:pStyle w:val="Paragraf"/>
       </w:pPr>
     </w:p>
-    <w:bookmarkEnd w:id="43"/>
-    <w:bookmarkStart w:id="44" w:name="fig:lampF_cm_xgb"/>
-    <w:tbl>
-      <w:tblPr>
-        <w:tblStyle w:val="FigureTable"/>
-        <w:tblW w:type="dxa" w:w="7933"/>
-        <w:jc w:val="center"/>
-        <w:tblLook w:firstRow="0" w:lastRow="0" w:firstColumn="0" w:lastColumn="0"/>
-        <w:tblLayout w:type="fixed"/>
-      </w:tblPr>
-      <w:tblGrid>
-        <w:gridCol w:w="7933"/>
-      </w:tblGrid>
-      <w:tr>
-        <w:tc>
-          <w:tcPr>
-            <w:tcW w:w="7933" w:type="dxa"/>
-          </w:tcPr>
-          <w:p>
-            <w:pPr>
-              <w:pStyle w:val="Paragraf"/>
-              <w:jc w:val="center"/>
-            </w:pPr>
-            <w:r>
-              <w:rPr>
-                <w:i/>
-                <w:iCs/>
-              </w:rPr>
-              <w:t xml:space="preserve">[Gambar F.3 — Matriks konfusi XGBoost,</w:t>
-            </w:r>
-            <w:r>
-              <w:rPr>
-                <w:i/>
-                <w:iCs/>
-              </w:rPr>
-              <w:t xml:space="preserve"> </w:t>
-            </w:r>
-            <w:r>
-              <w:rPr>
-                <w:i/>
-                <w:iCs/>
-              </w:rPr>
-              <w:t xml:space="preserve">10 × 10, set uji 750 sampel. Diagonal hampir</w:t>
-            </w:r>
-            <w:r>
-              <w:rPr>
-                <w:i/>
-                <w:iCs/>
-              </w:rPr>
-              <w:t xml:space="preserve"> </w:t>
-            </w:r>
-            <w:r>
-              <w:rPr>
-                <w:i/>
-                <w:iCs/>
-              </w:rPr>
-              <w:t xml:space="preserve">sempurna; satu-satunya kebocoran residual pada</w:t>
-            </w:r>
-            <w:r>
-              <w:rPr>
-                <w:i/>
-                <w:iCs/>
-              </w:rPr>
-              <w:t xml:space="preserve"> </w:t>
-            </w:r>
-            <w:r>
-              <w:rPr>
-                <w:i/>
-                <w:iCs/>
-              </w:rPr>
-              <w:t xml:space="preserve">Ball_007 (2–3 sampel).</w:t>
-            </w:r>
-            <w:r>
-              <w:rPr>
-                <w:i/>
-                <w:iCs/>
-              </w:rPr>
-              <w:t xml:space="preserve"> </w:t>
-            </w:r>
-            <w:r>
-              <w:rPr>
-                <w:i/>
-                <w:iCs/>
-              </w:rPr>
-              <w:t xml:space="preserve">Dihasilkan dari</w:t>
-            </w:r>
-            <w:r>
-              <w:rPr>
-                <w:i/>
-                <w:iCs/>
-              </w:rPr>
-              <w:t xml:space="preserve"> </w:t>
-            </w:r>
-            <w:r>
-              <w:rPr>
-                <w:rStyle w:val="VerbatimChar"/>
-                <w:i/>
-                <w:iCs/>
-              </w:rPr>
-              <w:t xml:space="preserve">Conference2_Classification_Tree.ipynb</w:t>
-            </w:r>
-            <w:r>
-              <w:rPr>
-                <w:i/>
-                <w:iCs/>
-              </w:rPr>
-              <w:t xml:space="preserve">.]</w:t>
-            </w:r>
-          </w:p>
-        </w:tc>
-      </w:tr>
-    </w:tbl>
+    <w:bookmarkEnd w:id="49"/>
+    <w:bookmarkStart w:id="53" w:name="fig:lampF_cm_xgb"/>
     <w:p>
       <w:pPr>
+        <w:pStyle w:val="Gambar"/>
+      </w:pPr>
+      <w:r>
+        <w:drawing>
+          <wp:inline>
+            <wp:extent cx="4533709" cy="3400281"/>
+            <wp:effectExtent b="0" l="0" r="0" t="0"/>
+            <wp:docPr descr="" title="" id="51" name="Picture"/>
+            <a:graphic>
+              <a:graphicData uri="http://schemas.openxmlformats.org/drawingml/2006/picture">
+                <pic:pic>
+                  <pic:nvPicPr>
+                    <pic:cNvPr descr="assets/figures/lampF/lampF_cm_xgb.png" id="52" name="Picture"/>
+                    <pic:cNvPicPr>
+                      <a:picLocks noChangeArrowheads="1" noChangeAspect="1"/>
+                    </pic:cNvPicPr>
+                  </pic:nvPicPr>
+                  <pic:blipFill>
+                    <a:blip r:embed="rId50"/>
+                    <a:stretch>
+                      <a:fillRect/>
+                    </a:stretch>
+                  </pic:blipFill>
+                  <pic:spPr bwMode="auto">
+                    <a:xfrm>
+                      <a:off x="0" y="0"/>
+                      <a:ext cx="4533709" cy="3400281"/>
+                    </a:xfrm>
+                    <a:prstGeom prst="rect">
+                      <a:avLst/>
+                    </a:prstGeom>
+                    <a:noFill/>
+                    <a:ln w="9525">
+                      <a:noFill/>
+                      <a:headEnd/>
+                      <a:tailEnd/>
+                    </a:ln>
+                  </pic:spPr>
+                </pic:pic>
+              </a:graphicData>
+            </a:graphic>
+          </wp:inline>
+        </w:drawing>
+      </w:r>
+    </w:p>
+    <w:p>
+      <w:pPr>
         <w:pStyle w:val="JudulGambar"/>
       </w:pPr>
       <w:r>
         <w:t xml:space="preserve">Gambar </w:t>
       </w:r>
-      <w:bookmarkStart w:id="54" w:name="fig_lampF_cm_xgb"/>
+      <w:bookmarkStart w:id="63" w:name="fig_lampF_cm_xgb"/>
       <w:r>
         <w:t xml:space="preserve">F.</w:t>
       </w:r>
@@ -4163,7 +3990,7 @@
           <w:t xml:space="preserve">3</w:t>
         </w:r>
       </w:fldSimple>
-      <w:bookmarkEnd w:id="54"/>
+      <w:bookmarkEnd w:id="63"/>
       <w:r>
         <w:t xml:space="preserve"> </w:t>
       </w:r>
@@ -4174,7 +4001,7 @@
         <w:t xml:space="preserve"> </w:t>
       </w:r>
       <w:r>
-        <w:t xml:space="preserve">Akurasi ≈ 97,1%; XGBoost menjadi pemenang</w:t>
+        <w:t xml:space="preserve">Akurasi 95,3%; XGBoost menjadi pemenang</w:t>
       </w:r>
       <w:r>
         <w:t xml:space="preserve"> </w:t>
@@ -4188,9 +4015,9 @@
         <w:pStyle w:val="Paragraf"/>
       </w:pPr>
     </w:p>
-    <w:bookmarkEnd w:id="44"/>
-    <w:bookmarkEnd w:id="45"/>
-    <w:bookmarkStart w:id="46" w:name="lamp:tree_reproduksi"/>
+    <w:bookmarkEnd w:id="53"/>
+    <w:bookmarkEnd w:id="54"/>
+    <w:bookmarkStart w:id="55" w:name="lamp:tree_reproduksi"/>
     <w:p>
       <w:pPr>
         <w:pStyle w:val="Lampiransub1"/>
@@ -4299,8 +4126,8 @@
         <w:t xml:space="preserve">lebih cepat dibanding KernelExplainer.</w:t>
       </w:r>
     </w:p>
-    <w:bookmarkEnd w:id="46"/>
-    <w:bookmarkEnd w:id="47"/>
+    <w:bookmarkEnd w:id="55"/>
+    <w:bookmarkEnd w:id="56"/>
     <w:sectPr>
       <w:footerReference r:id="rId9" w:type="default"/>
       <w:footerReference r:id="rId10" w:type="first"/>
